--- a/templates/openagreements-cc-by-4.0/openagreements-restrictive-covenant-delaware/template.docx
+++ b/templates/openagreements-cc-by-4.0/openagreements-restrictive-covenant-delaware/template.docx
@@ -1234,7 +1234,7 @@
         <w:t xml:space="preserve">“Protected Interests”</w:t>
       </w:r>
       <w:r>
-        <w:t xml:space="preserve"> means the legitimate economic interests a Delaware covenant may protect under the Court of Chancery's reasonableness review, namely Employer's goodwill in its customer, vendor, referral-source, and business-partner relationships, Employer's Confidential Information, and Employer's trade secrets as defined by the Delaware Uniform Trade Secrets Act (6 Del. C. § 2001(4)), but not Employer's interest in avoiding ordinary competition.</w:t>
+        <w:t xml:space="preserve"> means the legitimate economic interests Delaware law recognizes a covenant may protect, namely Employer's goodwill in its customer, vendor, referral-source, and business-partner relationships, Employer's Confidential Information, and Employer's trade secrets as defined by the Delaware Uniform Trade Secrets Act (6 Del. C. § 2001(4)), but not Employer's interest in avoiding ordinary competition.</w:t>
       </w:r>
     </w:p>
     <w:p>
@@ -1347,7 +1347,7 @@
         <w:ind w:left="720"/>
       </w:pPr>
       <w:r>
-        <w:t xml:space="preserve">Employer and Employee acknowledge that each restrictive covenant in this agreement is intended to advance one or more of Employer's Protected Interests and to impose no restraint broader than is reasonable to serve that interest. Delaware has no general non-compete statute; enforceability is governed by the Court of Chancery's reasonableness review, under which a post-employment covenant is enforceable only if it is reasonable in geographic scope and temporal duration, advances a legitimate economic interest of the party seeking its enforcement, and survives a balancing of the equities (FP UC Holdings, LLC v. Hamilton, 2020 WL 1492783 (Del. Ch. Mar. 27, 2020)). That review is holistic and in context: the court evaluates every dimension of a covenant and how it operates together with the other restrictions in this agreement (Sunder Energy, LLC v. Jackson, 305 A.3d 723 (Del. Ch. 2023), aff'd in relevant part, 332 A.3d 472 (Del. 2024)). The legitimate interests Delaware law recognizes are Employer's goodwill and Employer's confidential information, and the parties intend each covenant to be tied to the goodwill or information this Employee actually touched rather than to ordinary competition (Payscale Inc. v. Norman, No. 297, 2025 (Del. Mar. 19, 2026)). Employer would not provide Employee with access to these Protected Interests absent the protections in this agreement.</w:t>
+        <w:t xml:space="preserve">Employer and Employee acknowledge that each restrictive covenant in this agreement is intended to advance one or more of Employer's Protected Interests and to impose no restraint broader than is reasonable to serve that interest. The legitimate interests recognized here are Employer's goodwill and Employer's Confidential Information, and the parties intend each covenant to be tied to the goodwill or information this Employee actually touched rather than to ordinary competition. Each covenant is intended to be reasonable in geographic scope and temporal duration and no broader than reasonable to protect the Protected Interest it serves. Employer would not provide Employee with access to these Protected Interests absent the protections in this agreement.</w:t>
       </w:r>
     </w:p>
     <w:p>
@@ -1376,7 +1376,7 @@
         <w:ind w:left="720"/>
       </w:pPr>
       <w:r>
-        <w:t xml:space="preserve">The parties acknowledge that this agreement is supported by consideration given to Employee at the time of signing, and they record the specific value exchanged rather than reciting bare adequacy. If Employee is an existing at-will employee, the parties agree that, in exchange for Employee's assent to the covenants in this agreement, Employer continues an at-will employment relationship that it could otherwise legally have terminated, which Delaware treats as sufficient consideration for a restrictive covenant where signing is a condition of keeping the position (Research &amp; Trading Corp. v. Powell, 468 A.2d 1301 (Del. Ch. 1983)); where the parties intend additional value — a payment, raise, promotion, or equity grant — that value is identified in the record of this signing. If this agreement is signed at the outset of employment, the offer and commencement of employment is the consideration. The parties acknowledge that Delaware measures consideration at the time of contract formation and does not reevaluate it at the time of enforcement, so a later forfeiture or change in benefits does not unwind the consideration that supported this agreement when it was made (North American Fire Ultimate Holdings, LP v. Doorly, No. 142, 2025 (Del. Feb. 3, 2026)). Employee acknowledges having had the opportunity to consult with independent legal counsel before signing. Employee acknowledges that adequate consideration establishes only that the covenants are supported, not that they are reasonable — each covenant must independently satisfy the Court of Chancery's reasonableness review, and the court may weigh the breadth of a restraint against the consideration that supports it in balancing the equities (Payscale Inc. v. Norman, No. 297, 2025 (Del. Mar. 19, 2026)). This agreement is effective as of the Effective Date listed in Cover Terms.</w:t>
+        <w:t xml:space="preserve">The parties acknowledge that this agreement is supported by consideration given to Employee at the time of signing, and they record the specific value exchanged rather than reciting bare adequacy. If Employee is an existing at-will employee, the parties agree that, in exchange for Employee's assent to the covenants in this agreement, Employer continues an at-will employment relationship that it could otherwise legally have terminated, which the parties intend as sufficient consideration where signing is a condition of keeping the position; where the parties intend additional value — a payment, raise, promotion, or equity grant — that value is identified in the record of this signing. If this agreement is signed at the outset of employment, the offer and commencement of employment is the consideration. The parties intend that the consideration for this agreement is fixed at the time this agreement is formed, so that a later forfeiture or change in benefits does not unwind it. Employee acknowledges having had the opportunity to consult with independent legal counsel before signing. Employee acknowledges that adequate consideration establishes only that the covenants are supported, not that they are reasonable, and that each covenant must independently satisfy the reasonableness standards stated in this agreement. This agreement is effective as of the Effective Date listed in Cover Terms.</w:t>
       </w:r>
     </w:p>
     <w:p>
@@ -1405,7 +1405,7 @@
         <w:ind w:left="720"/>
       </w:pPr>
       <w:r>
-        <w:t xml:space="preserve">Employee must treat all Confidential Information as strictly confidential. Employee must not use or disclose Confidential Information except as required to perform authorized job duties or with Employer's prior written consent. Employee's obligations regarding trade secrets continue in perpetuity, for as long as the information remains a trade secret. Employee's obligations regarding other Confidential Information continue for the period specified in Cover Terms. Trade secrets are protected under Delaware law, including the Delaware Uniform Trade Secrets Act, 6 Del. C. §§ 2001–2007, which defines a trade secret by its independent economic value from not being generally known and by efforts that are reasonable under the circumstances to maintain its secrecy (6 Del. C. § 2001(4)). This confidentiality obligation is intended to operate alongside, and independent of, any restrictive covenant, and does not restrict Employee's use of the general knowledge, skill, and experience Employee acquired during employment. A confidentiality definition drawn so broadly that it operates as an indefinite non-compete would itself invite the reasonableness review that a properly bounded confidentiality clause is meant to avoid, so this obligation is scoped to genuinely confidential information.</w:t>
+        <w:t xml:space="preserve">Employee must treat all Confidential Information as strictly confidential. Employee must not use or disclose Confidential Information except as required to perform authorized job duties or with Employer's prior written consent. Employee's obligations regarding trade secrets continue in perpetuity, for as long as the information remains a trade secret. Employee's obligations regarding other Confidential Information continue for the period specified in Cover Terms. This confidentiality obligation is intended to operate alongside, and independent of, any restrictive covenant, and does not restrict Employee's use of the general knowledge, skill, and experience Employee acquired during employment. This obligation is scoped to genuinely confidential information and does not operate as a restraint on competition.</w:t>
       </w:r>
     </w:p>
     <w:p>
@@ -1463,7 +1463,7 @@
         <w:ind w:left="720"/>
       </w:pPr>
       <w:r>
-        <w:t xml:space="preserve">Upon termination of employment, Employee must promptly return to Employer all documents, devices, files, credentials, and other materials containing or relating to Confidential Information. Where permitted, Employee must permanently delete electronic copies of Confidential Information from personal devices and accounts. Employee must certify compliance with this section in writing upon Employer's request. The parties intend that these return, deletion, and certification mechanics serve as part of Employer's efforts that are reasonable under the circumstances to maintain the secrecy of its trade secrets, as contemplated by 6 Del. C. § 2001(4).</w:t>
+        <w:t xml:space="preserve">Upon termination of employment, Employee must promptly return to Employer all documents, devices, files, credentials, and other materials containing or relating to Confidential Information. Where permitted, Employee must permanently delete electronic copies of Confidential Information from personal devices and accounts. Employee must certify compliance with this section in writing upon Employer's request.</w:t>
       </w:r>
     </w:p>
     <w:p>
@@ -1492,7 +1492,7 @@
         <w:ind w:left="720"/>
       </w:pPr>
       <w:r>
-        <w:t xml:space="preserve">During the Restricted Period, Employee must not Solicit, recruit, hire, or attempt to hire any Covered Employee. This restriction does not prohibit Employee from providing a professional reference upon request or from hiring a person who responds to a general advertisement not directed specifically at Employer's employees. As the lightest restraint in this agreement, this covenant is nonetheless not reviewed in isolation: the Court of Chancery weighs how each restriction operates together with the others, so this covenant reaches only Covered Employees during the Restricted Period and is no broader than reasonable to protect Employer's workforce stability and goodwill.</w:t>
+        <w:t xml:space="preserve">During the Restricted Period, Employee must not Solicit, recruit, hire, or attempt to hire any Covered Employee. This restriction does not prohibit Employee from providing a professional reference upon request or from hiring a person who responds to a general advertisement not directed specifically at Employer's employees. This covenant reaches only Covered Employees during the Restricted Period and is no broader than reasonable to protect Employer's workforce stability and goodwill.</w:t>
       </w:r>
     </w:p>
     <w:p>
@@ -1521,7 +1521,7 @@
         <w:ind w:left="720"/>
       </w:pPr>
       <w:r>
-        <w:t xml:space="preserve">During the Restricted Period, Employee must not Solicit the business of any Covered Customer. Delaware credits a restraint tied to specific, identified customer relationships — protecting the contracts with an employer's most valued customers is a business-specific interest that can carry a covenant — so this covenant reaches only Covered Customers with whom Employee had material contact and is no broader than reasonable to protect Employer's goodwill in those relationships (Payscale Inc. v. Norman, No. 297, 2025 (Del. Mar. 19, 2026)). Together with the confidentiality and trade-secret protections in this agreement, this covenant is often a stronger and more readily enforceable protection than a broad non-compete.</w:t>
+        <w:t xml:space="preserve">During the Restricted Period, Employee must not Solicit the business of any Covered Customer. This covenant reaches only Covered Customers with whom Employee had material contact and is no broader than reasonable to protect Employer's goodwill in those customer, vendor, referral-source, and business-partner relationships.</w:t>
       </w:r>
     </w:p>
     <w:p>
@@ -1550,7 +1550,7 @@
         <w:ind w:left="720"/>
       </w:pPr>
       <w:r>
-        <w:t xml:space="preserve">During the Restricted Period, Employee must not accept, service, or do business with any Covered Customer, regardless of whether Employee or the Covered Customer first initiated contact. This restriction is broader than non-solicitation because it applies even if the Covered Customer approaches Employee. Because that extra breadth is a dimension the Court of Chancery weighs together with the rest of the covenant package, this restriction is sized tightly to the goodwill it protects and reaches only Covered Customers with whom Employee had material contact.</w:t>
+        <w:t xml:space="preserve">During the Restricted Period, Employee must not accept, service, or do business with any Covered Customer, regardless of whether Employee or the Covered Customer first initiated contact. This restriction is broader than non-solicitation because it applies even if the Covered Customer approaches Employee. This restriction is sized to the goodwill it protects and reaches only Covered Customers with whom Employee had material contact.</w:t>
       </w:r>
     </w:p>
     <w:p>
@@ -1579,7 +1579,7 @@
         <w:ind w:left="720"/>
       </w:pPr>
       <w:r>
-        <w:t xml:space="preserve">During the Restricted Period, Employee must not engage in, be employed by, consult for, or have an active ownership interest in any Competitive Business within the Restricted Territory. This covenant exists to advance Employer's Protected Interests — its goodwill and its Confidential Information — and not to restrain ordinary competition. Consistent with the Court of Chancery's reasonableness review, the parties intend this covenant to be reasonable in geographic scope and temporal duration, to advance a legitimate economic interest, and to survive a balancing of the equities, with its time and territory sized to Employee's actual role and Employer's actual market. If Employer has identified specific competitors in Cover Terms under Specified Competitors, the parties intend this covenant to be understood and enforced as limited to those named competitors, because a restraint bound to identified competitors is stronger evidence that it is no broader than reasonable. The parties intend this covenant to be enforceable as written; because Delaware courts increasingly decline to blue-pencil an overbroad covenant, the enforceable scope is drawn into this covenant at the outset rather than left to later judicial revision. Passive Public Holdings are permitted.</w:t>
+        <w:t xml:space="preserve">During the Restricted Period, Employee must not engage in, be employed by, consult for, or have an active ownership interest in any Competitive Business within the Restricted Territory. This covenant exists to advance Employer's Protected Interests — its goodwill and its Confidential Information — and not to restrain ordinary competition. The parties intend this covenant to be reasonable in geographic scope and temporal duration, to advance a legitimate economic interest of Employer, and no broader than reasonable to protect Employer's Protected Interests, with its time and territory sized to Employee's actual role and Employer's actual market. If Employer has identified specific competitors in Cover Terms under Specified Competitors, the parties intend this covenant to be understood and enforced as limited to those named competitors. The parties intend this covenant to be enforceable as written, with its enforceable scope drawn into it at the outset rather than left to later judicial revision. Passive Public Holdings are permitted.</w:t>
       </w:r>
     </w:p>
     <w:p>
@@ -1608,7 +1608,7 @@
         <w:ind w:left="720"/>
       </w:pPr>
       <w:r>
-        <w:t xml:space="preserve">During the Restricted Period, Employee must not acquire or hold any active ownership interest in, serve as a director, officer, manager, or advisor to, or have material economic participation in any Competitive Business. This restriction primarily targets active or material ownership in private competitors. Because this covenant restrains active roles at and material participation in a Competitive Business, it is a post-employment restraint reviewed under the Court of Chancery's reasonableness standard and is drawn no broader than reasonable to advance Employer's Protected Interests. Passive Public Holdings are permitted.</w:t>
+        <w:t xml:space="preserve">During the Restricted Period, Employee must not acquire or hold any active ownership interest in, serve as a director, officer, manager, or advisor to, or have material economic participation in any Competitive Business. This restriction primarily targets active or material ownership in private competitors. This covenant is drawn no broader than reasonable to advance Employer's Protected Interests. Passive Public Holdings are permitted.</w:t>
       </w:r>
     </w:p>
     <w:p>
@@ -1666,7 +1666,7 @@
         <w:ind w:left="720"/>
       </w:pPr>
       <w:r>
-        <w:t xml:space="preserve">If Employee is a physician, this agreement does not restrict, and shall not be read or enforced to restrict, Employee's right to practice medicine in a particular locale or for a defined period of time after termination of this agreement. Under 6 Del. C. § 2707, any covenant-not-to-compete provision of an employment, partnership, or corporate agreement between and/or among physicians that restricts a physician's right to practice medicine in a particular locale and/or for a defined period after termination of the principal agreement is void; any such provision is severed and given no effect. The statute is targeted rather than total: all other provisions of this agreement remain enforceable at law, including provisions requiring the payment of damages in an amount reasonably related to the injury suffered by reason of termination, and such damages provisions may include damages related to competition. Accordingly, any damages provision applicable to a physician is kept separate from any practice restraint, is void as to practice restriction, and is tied to actual injury reasonably related to termination. This provision is a statutory rule specific to physicians; the home-inspector-trainee rule below and the general reasonableness review apply to their own subjects.</w:t>
+        <w:t xml:space="preserve">If Employee is a physician, this agreement does not restrict, and shall not be read or enforced to restrict, Employee's right to practice medicine in a particular locale or for a defined period of time after termination of this agreement. Any provision of this agreement that would restrict a physician's right to practice medicine in a particular locale or for a defined period after termination is void under 6 Del. C. § 2707, and is severed and given no effect. All other provisions of this agreement remain enforceable, including provisions requiring the payment of damages in an amount reasonably related to the injury suffered by reason of termination, which may include damages related to competition. Any damages provision applicable to a physician is kept separate from any practice restraint, is void as to any practice restriction, and is tied to actual injury reasonably related to termination.</w:t>
       </w:r>
     </w:p>
     <w:p>
@@ -1695,7 +1695,7 @@
         <w:ind w:left="720"/>
       </w:pPr>
       <w:r>
-        <w:t xml:space="preserve">If Employee is registered as a home inspector trainee, this agreement does not require, and shall not be read or enforced to require, Employee to execute a covenant not to compete with a supervising licensed home inspector, or to pay any fee, charge, or other thing of value to a supervising licensed home inspector, as a condition of satisfying the home inspector trainee requirements. Under 24 Del. C. § 4109(d), any such requirement is prohibited, and any non-competition covenant in this agreement is void and of no effect as applied to Employee in that trainee capacity with respect to a supervising licensed home inspector. This is a narrow licensing rule specific to home inspector trainees and does not alter the covenants as applied to any other worker.</w:t>
+        <w:t xml:space="preserve">If Employee is registered as a home inspector trainee, this agreement does not require, and shall not be read or enforced to require, Employee to execute a covenant not to compete with a supervising licensed home inspector, or to pay any fee, charge, or other thing of value to a supervising licensed home inspector, as a condition of satisfying the home inspector trainee requirements. Any non-competition covenant in this agreement is void and of no effect under 24 Del. C. § 4109(d) as applied to Employee in that trainee capacity with respect to a supervising licensed home inspector. This carve-out does not alter the covenants as applied to any other worker.</w:t>
       </w:r>
     </w:p>
     <w:p>
@@ -1753,7 +1753,7 @@
         <w:ind w:left="720"/>
       </w:pPr>
       <w:r>
-        <w:t xml:space="preserve">Employer may disclose the existence and terms of this agreement to any prospective employer or business associate of Employee if Employer has a reasonable belief that Employee may breach this agreement. Employee consents to this disclosure. Employer acknowledges that a notice asserting a covenant the Court of Chancery would refuse to enforce — and refuse to narrow — may overstate Employer's position and create its own interference exposure, and that it should condition any such notice on a restraint it is prepared to defend under the reasonableness review.</w:t>
+        <w:t xml:space="preserve">Employer may disclose the existence and terms of this agreement to any prospective employer or business associate of Employee if Employer has a reasonable belief that Employee may breach this agreement. Employee consents to this disclosure.</w:t>
       </w:r>
     </w:p>
     <w:p>
@@ -1782,7 +1782,7 @@
         <w:ind w:left="720"/>
       </w:pPr>
       <w:r>
-        <w:t xml:space="preserve">If Employee breaches any restrictive covenant in this agreement, the Restricted Period for that covenant is extended by one day for each day of the breach, so that the full duration of the restriction runs from the date the breach ends. The parties acknowledge that no surveyed Delaware statute or decision blesses or rejects tolling of a restricted period during a breach, and that any such extension is itself added duration — a dimension of the covenant that the Court of Chancery evaluates together with everything else in the contract under its holistic reasonableness review. The parties therefore do not intend an open-ended or indefinite extension, and any extension remains subject to the reasonableness review; Employer does not assume that a Delaware court will extend a restraint that has already expired.</w:t>
+        <w:t xml:space="preserve">If Employee breaches any restrictive covenant in this agreement, the Restricted Period for that covenant is extended by one day for each day of the breach, so that the full duration of the restriction runs from the date the breach ends. The parties do not intend an open-ended or indefinite extension, and any extension is limited to a period no longer than reasonable to protect Employer's Protected Interests.</w:t>
       </w:r>
     </w:p>
     <w:p>
@@ -1811,7 +1811,7 @@
         <w:ind w:left="720"/>
       </w:pPr>
       <w:r>
-        <w:t xml:space="preserve">Employee acknowledges that a breach of this agreement may cause Employer irreparable harm for which money damages would be inadequate. Employer may seek injunctive or other equitable relief in addition to any other remedies available at law, including relief under the Delaware Uniform Trade Secrets Act, 6 Del. C. § 2002, under which actual or threatened misappropriation of a trade secret may be enjoined independent of any covenant. The parties acknowledge that the availability of any such relief presupposes a covenant that first survives the Court of Chancery's reasonableness review and the balancing of the equities. Under 6 Del. C. § 2004, a court may award reasonable attorney's fees to the prevailing party where a claim of misappropriation is made in bad faith, a motion to terminate an injunction is made or resisted in bad faith, or wilful and malicious misappropriation exists, independent of any contractual fee clause; any contractual fee provision should be checked for mutuality rather than treated as the only path to fees.</w:t>
+        <w:t xml:space="preserve">Employee acknowledges that a breach of this agreement may cause Employer irreparable harm for which money damages would be inadequate. Employer may seek injunctive or other equitable relief in addition to any other remedies available at law, including relief under the Delaware Uniform Trade Secrets Act (6 Del. C. § 2002) for actual or threatened misappropriation of a trade secret, independent of any covenant.</w:t>
       </w:r>
     </w:p>
     <w:p>
@@ -1840,7 +1840,7 @@
         <w:ind w:left="720"/>
       </w:pPr>
       <w:r>
-        <w:t xml:space="preserve">If any provision of this agreement is found to be unenforceable, the remaining provisions remain in full force and effect. Each restrictive covenant in this agreement is intended to be independently enforceable, so that a court's refusal to enforce one covenant does not affect the others — self-contained survival and severability are what let a sound non-solicit outlive a failed non-compete, which matters in a jurisdiction whose courts increasingly decline to repair the failed clause.</w:t>
+        <w:t xml:space="preserve">If any provision of this agreement is found to be unenforceable, the remaining provisions remain in full force and effect. Each restrictive covenant in this agreement is intended to be independently enforceable, so that a court's refusal to enforce one covenant does not affect the others, and a sound non-solicit or confidentiality term can survive a failed non-compete.</w:t>
       </w:r>
     </w:p>
     <w:p>
@@ -1869,7 +1869,7 @@
         <w:ind w:left="720"/>
       </w:pPr>
       <w:r>
-        <w:t xml:space="preserve">Delaware courts retain equitable discretion to narrow an overbroad covenant, but the parties do not rely on judicial blue-penciling or on any savings clause to cure overreach, because recent decisions increasingly refuse to rewrite an overbroad covenant and instead let it fail: partial enforcement of an overbroad covenant has been called inequitable (Kodiak Building Partners, LLC v. Adams, 2022 WL 5240507 (Del. Ch. Oct. 6, 2022)), a worldwide non-compete was left to fail rather than be revised to rescue a sophisticated party from its overreach (Intertek Testing Services NA, Inc. v. Eastman, 2023 WL 2544236 (Del. Ch. Mar. 16, 2023)), and the Delaware Supreme Court affirmed a refusal to blue-pencil and warned that enforcing unreasonable covenants against flagrant breachers would create perverse incentives for employers drafting restrictive covenants (Sunder Energy, LLC v. Jackson, 332 A.3d 472 (Del. 2024)). Accordingly, the actual enforceable scope of each restraint — the Protected Interests served, the restricted activities, the customer set, the territory, and the duration — is drawn into this agreement at the outset, and each covenant is intended to be enforceable as written rather than in reliance on judicial revision. Nothing in this section requests a Delaware court to reform an overbroad restraint, and the parties intend any restraint broader than reasonable to be treated as already lost rather than saved.</w:t>
+        <w:t xml:space="preserve">The parties do not rely on judicial blue-penciling or on any savings clause to cure overreach. The actual enforceable scope of each restraint — the Protected Interests served, the restricted activities, the customer set, the territory, and the duration — is drawn into this agreement at the outset, and each covenant is intended to be enforceable as written rather than in reliance on judicial revision. Nothing in this section requests a court to reform an overbroad restraint, and the parties intend any restraint broader than reasonable to be treated as already lost rather than saved.</w:t>
       </w:r>
     </w:p>
     <w:p>
@@ -1927,7 +1927,7 @@
         <w:ind w:left="720"/>
       </w:pPr>
       <w:r>
-        <w:t xml:space="preserve">Employee may not assign this agreement or any rights or obligations under it. Employer may assign this agreement to any affiliate, successor, or acquirer of all or substantially all of Employer's business or assets. This agreement is binding on and inures to the benefit of the parties and their respective heirs, successors, and permitted assigns. The parties acknowledge that whoever inherits a covenant inherits its posture with it — the same reasonableness review, the same equities, and the same reluctance to narrow — so a successor whose business does not correspond to the goodwill and Confidential Information the covenant was written to protect may find the covenant harder to enforce in its hands.</w:t>
+        <w:t xml:space="preserve">Employee may not assign this agreement or any rights or obligations under it. Employer may assign this agreement to any affiliate, successor, or acquirer of all or substantially all of Employer's business or assets. This agreement is binding on and inures to the benefit of the parties and their respective heirs, successors, and permitted assigns.</w:t>
       </w:r>
     </w:p>
     <w:p>
@@ -1956,7 +1956,7 @@
         <w:ind w:left="720"/>
       </w:pPr>
       <w:r>
-        <w:t xml:space="preserve">This agreement is governed by the law listed in Cover Terms. Where Delaware law governs, the enforceability of each restrictive covenant is determined under the Court of Chancery's common-law reasonableness review and its progeny; there is no general Delaware non-compete statute and no statutory safe harbor, so each covenant is drafted to survive the holistic reasonableness analysis rather than to escape it. A written Delaware choice-of-law selection in a qualifying contract is, by statute, conclusively presumed to bear a significant, material, and reasonable relationship with Delaware and enforceable whether or not other relationships exist, except that the statute does not apply to a contract involving less than $100,000 (6 Del. C. § 2708). The parties do not treat that selection as a universal workaround for another state's non-compete restrictions: Delaware's own courts have declined to let Delaware's freedom-of-contract interest always or routinely trump the default state's fundamental policy, and have applied another state's law notwithstanding a Delaware clause where that state had the materially greater interest (Ascension Insurance Holdings, LLC v. Underwood, 2015 WL 356002 (Del. Ch. Jan. 28, 2015); FP UC Holdings, LLC v. Hamilton, 2020 WL 1492783 (Del. Ch. Mar. 27, 2020)). Disputes will be resolved in the courts of the Governing Law state, subject to non-waivable rights under applicable law. Before relying on the Delaware selection against a worker whose residence and work center on another state, the parties intend that the default state, its fundamental policy, and which state has the materially greater interest be analyzed. The parties intend that the governing-law and venue choices match where Employee actually lives and works.</w:t>
+        <w:t xml:space="preserve">This agreement is governed by the law listed in Cover Terms. Disputes will be resolved in the courts of the Governing Law state, subject to non-waivable rights under applicable law. The parties intend that the governing-law and venue choices match where Employee actually lives and works, and do not treat a Delaware choice-of-law selection as a universal workaround for another state's non-compete restrictions.</w:t>
       </w:r>
     </w:p>
     <w:p>
@@ -1985,7 +1985,7 @@
         <w:ind w:left="720"/>
       </w:pPr>
       <w:r>
-        <w:t xml:space="preserve">This agreement constitutes the entire agreement between the parties regarding its subject matter and supersedes all prior agreements, understandings, and negotiations on this subject. This agreement may be amended only in writing signed by both parties; because Delaware fixes the consideration question at the moment each instrument is formed, an amendment that re-papers a covenant is its own formation event, and the parties intend to record what value moved at each signing. A party's failure to enforce any provision does not waive that party's right to enforce it later. This agreement may be executed in counterparts, including by electronic signature, each of which is an original.</w:t>
+        <w:t xml:space="preserve">This agreement constitutes the entire agreement between the parties regarding its subject matter and supersedes all prior agreements, understandings, and negotiations on this subject. This agreement may be amended only in writing signed by both parties; because an amendment that re-papers a covenant is a new formation event, the parties intend to record what value moved at each signing. A party's failure to enforce any provision does not waive that party's right to enforce it later. This agreement may be executed in counterparts, including by electronic signature, each of which is an original.</w:t>
       </w:r>
     </w:p>
     <w:p>

--- a/templates/openagreements-cc-by-4.0/openagreements-restrictive-covenant-delaware/template.docx
+++ b/templates/openagreements-cc-by-4.0/openagreements-restrictive-covenant-delaware/template.docx
@@ -1234,7 +1234,7 @@
         <w:t xml:space="preserve">“Protected Interests”</w:t>
       </w:r>
       <w:r>
-        <w:t xml:space="preserve"> means the legitimate economic interests Delaware law recognizes a covenant may protect, namely Employer's goodwill in its customer, vendor, referral-source, and business-partner relationships, Employer's Confidential Information, and Employer's trade secrets as defined by the Delaware Uniform Trade Secrets Act (6 Del. C. § 2001(4)), but not Employer's interest in avoiding ordinary competition.</w:t>
+        <w:t xml:space="preserve"> means Employer's goodwill in its customer, vendor, referral-source, and business-partner relationships, Employer's Confidential Information, and Employer's Trade Secrets.</w:t>
       </w:r>
     </w:p>
     <w:p>
@@ -1318,7 +1318,7 @@
         <w:t xml:space="preserve">“Trade Secrets”</w:t>
       </w:r>
       <w:r>
-        <w:t xml:space="preserve"> has the meaning given in the Delaware Uniform Trade Secrets Act, 6 Del. C. § 2001(4).</w:t>
+        <w:t xml:space="preserve"> means Employer's non-public information that derives independent economic value from not being generally known or readily ascertainable and that Employer takes reasonable measures to keep secret.</w:t>
       </w:r>
     </w:p>
     <w:p>
@@ -1347,7 +1347,7 @@
         <w:ind w:left="720"/>
       </w:pPr>
       <w:r>
-        <w:t xml:space="preserve">Employer and Employee acknowledge that each restrictive covenant in this agreement is intended to advance one or more of Employer's Protected Interests and to impose no restraint broader than is reasonable to serve that interest. The legitimate interests recognized here are Employer's goodwill and Employer's Confidential Information, and the parties intend each covenant to be tied to the goodwill or information this Employee actually touched rather than to ordinary competition. Each covenant is intended to be reasonable in geographic scope and temporal duration and no broader than reasonable to protect the Protected Interest it serves. Employer would not provide Employee with access to these Protected Interests absent the protections in this agreement.</w:t>
+        <w:t xml:space="preserve">Employer and Employee acknowledge that each restrictive covenant in this agreement is intended to advance one or more of Employer's Protected Interests and to impose no restraint broader than is reasonable to serve that interest. The legitimate interests listed here are Employer's goodwill and Employer's Confidential Information, and the parties intend each covenant to be tied to the goodwill or information this Employee actually touched rather than to ordinary competition. Each covenant is intended to be reasonable in geographic scope and temporal duration and limited to a reasonable scope to protect the Protected Interest it serves. Employer would not provide Employee with access to these Protected Interests absent the protections in this agreement.</w:t>
       </w:r>
     </w:p>
     <w:p>
@@ -1376,7 +1376,7 @@
         <w:ind w:left="720"/>
       </w:pPr>
       <w:r>
-        <w:t xml:space="preserve">The parties acknowledge that this agreement is supported by consideration given to Employee at the time of signing, and they record the specific value exchanged rather than reciting bare adequacy. If Employee is an existing at-will employee, the parties agree that, in exchange for Employee's assent to the covenants in this agreement, Employer continues an at-will employment relationship that it could otherwise legally have terminated, which the parties intend as sufficient consideration where signing is a condition of keeping the position; where the parties intend additional value — a payment, raise, promotion, or equity grant — that value is identified in the record of this signing. If this agreement is signed at the outset of employment, the offer and commencement of employment is the consideration. The parties intend that the consideration for this agreement is fixed at the time this agreement is formed, so that a later forfeiture or change in benefits does not unwind it. Employee acknowledges having had the opportunity to consult with independent legal counsel before signing. Employee acknowledges that adequate consideration establishes only that the covenants are supported, not that they are reasonable, and that each covenant must independently satisfy the reasonableness standards stated in this agreement. This agreement is effective as of the Effective Date listed in Cover Terms.</w:t>
+        <w:t xml:space="preserve">If Employee signs this agreement after employment begins, Employer provides continued employment and any additional value identified in connection with this signing in exchange for Employee's agreement to these covenants. If this agreement is signed at the outset of employment, the offer and commencement of employment is the consideration. Employee acknowledges having had the opportunity to consult with independent legal counsel before signing. This agreement is effective as of the Effective Date listed in Cover Terms.</w:t>
       </w:r>
     </w:p>
     <w:p>
@@ -1492,7 +1492,7 @@
         <w:ind w:left="720"/>
       </w:pPr>
       <w:r>
-        <w:t xml:space="preserve">During the Restricted Period, Employee must not Solicit, recruit, hire, or attempt to hire any Covered Employee. This restriction does not prohibit Employee from providing a professional reference upon request or from hiring a person who responds to a general advertisement not directed specifically at Employer's employees. This covenant reaches only Covered Employees during the Restricted Period and is no broader than reasonable to protect Employer's workforce stability and goodwill.</w:t>
+        <w:t xml:space="preserve">During the Restricted Period, Employee must not Solicit, recruit, hire, or attempt to hire any Covered Employee. This restriction does not prohibit Employee from providing a professional reference upon request or from hiring a person who responds to a general advertisement not directed specifically at Employer's employees. This covenant reaches only Covered Employees during the Restricted Period and is limited to a reasonable scope to protect Employer's workforce stability and goodwill.</w:t>
       </w:r>
     </w:p>
     <w:p>
@@ -1521,7 +1521,7 @@
         <w:ind w:left="720"/>
       </w:pPr>
       <w:r>
-        <w:t xml:space="preserve">During the Restricted Period, Employee must not Solicit the business of any Covered Customer. This covenant reaches only Covered Customers with whom Employee had material contact and is no broader than reasonable to protect Employer's goodwill in those customer, vendor, referral-source, and business-partner relationships.</w:t>
+        <w:t xml:space="preserve">During the Restricted Period, Employee must not Solicit the business of any Covered Customer. This covenant reaches only Covered Customers with whom Employee had material contact and is limited to a reasonable scope to protect Employer's goodwill in those customer, vendor, referral-source, and business-partner relationships.</w:t>
       </w:r>
     </w:p>
     <w:p>
@@ -1550,7 +1550,7 @@
         <w:ind w:left="720"/>
       </w:pPr>
       <w:r>
-        <w:t xml:space="preserve">During the Restricted Period, Employee must not accept, service, or do business with any Covered Customer, regardless of whether Employee or the Covered Customer first initiated contact. This restriction is broader than non-solicitation because it applies even if the Covered Customer approaches Employee. This restriction is sized to the goodwill it protects and reaches only Covered Customers with whom Employee had material contact.</w:t>
+        <w:t xml:space="preserve">During the Restricted Period, Employee must not accept, service, or do business with any Covered Customer, regardless of whether Employee or the Covered Customer first initiated contact. This restriction reaches only Covered Customers with whom Employee had material contact.</w:t>
       </w:r>
     </w:p>
     <w:p>
@@ -1579,7 +1579,7 @@
         <w:ind w:left="720"/>
       </w:pPr>
       <w:r>
-        <w:t xml:space="preserve">During the Restricted Period, Employee must not engage in, be employed by, consult for, or have an active ownership interest in any Competitive Business within the Restricted Territory. This covenant exists to advance Employer's Protected Interests — its goodwill and its Confidential Information — and not to restrain ordinary competition. The parties intend this covenant to be reasonable in geographic scope and temporal duration, to advance a legitimate economic interest of Employer, and no broader than reasonable to protect Employer's Protected Interests, with its time and territory sized to Employee's actual role and Employer's actual market. If Employer has identified specific competitors in Cover Terms under Specified Competitors, the parties intend this covenant to be understood and enforced as limited to those named competitors. The parties intend this covenant to be enforceable as written, with its enforceable scope drawn into it at the outset rather than left to later judicial revision. Passive Public Holdings are permitted.</w:t>
+        <w:t xml:space="preserve">During the Restricted Period, Employee must not engage in, be employed by, consult for, or have an active ownership interest in any Competitive Business within the Restricted Territory. This covenant exists to advance Employer's Protected Interests — its goodwill and its Confidential Information — and not to restrain ordinary competition. The parties intend this covenant to be reasonable in geographic scope and temporal duration, to advance a legitimate economic interest of Employer, and limited to a reasonable scope to protect Employer's Protected Interests, with its time and territory sized to Employee's actual role and Employer's actual market. If Employer has identified specific competitors in Cover Terms under Specified Competitors, this covenant is limited to those named competitors and their businesses. Passive Public Holdings are permitted.</w:t>
       </w:r>
     </w:p>
     <w:p>
@@ -1608,7 +1608,7 @@
         <w:ind w:left="720"/>
       </w:pPr>
       <w:r>
-        <w:t xml:space="preserve">During the Restricted Period, Employee must not acquire or hold any active ownership interest in, serve as a director, officer, manager, or advisor to, or have material economic participation in any Competitive Business. This restriction primarily targets active or material ownership in private competitors. This covenant is drawn no broader than reasonable to advance Employer's Protected Interests. Passive Public Holdings are permitted.</w:t>
+        <w:t xml:space="preserve">During the Restricted Period, Employee must not acquire or hold any active ownership interest in, serve as a director, officer, manager, or advisor to, or have material economic participation in any Competitive Business. This covenant is limited to a reasonable scope to advance Employer's Protected Interests. Passive Public Holdings are permitted.</w:t>
       </w:r>
     </w:p>
     <w:p>
@@ -1666,7 +1666,7 @@
         <w:ind w:left="720"/>
       </w:pPr>
       <w:r>
-        <w:t xml:space="preserve">If Employee is a physician, this agreement does not restrict, and shall not be read or enforced to restrict, Employee's right to practice medicine in a particular locale or for a defined period of time after termination of this agreement. Any provision of this agreement that would restrict a physician's right to practice medicine in a particular locale or for a defined period after termination is void under 6 Del. C. § 2707, and is severed and given no effect. All other provisions of this agreement remain enforceable, including provisions requiring the payment of damages in an amount reasonably related to the injury suffered by reason of termination, which may include damages related to competition. Any damages provision applicable to a physician is kept separate from any practice restraint, is void as to any practice restriction, and is tied to actual injury reasonably related to termination.</w:t>
+        <w:t xml:space="preserve">If Employee is a physician, this agreement does not restrict Employee's right to practice medicine in a particular locale or for a defined period after termination. Employee remains responsible for any agreed damages reasonably related to injury caused by termination, including damages related to competition.</w:t>
       </w:r>
     </w:p>
     <w:p>
@@ -1695,7 +1695,7 @@
         <w:ind w:left="720"/>
       </w:pPr>
       <w:r>
-        <w:t xml:space="preserve">If Employee is registered as a home inspector trainee, this agreement does not require, and shall not be read or enforced to require, Employee to execute a covenant not to compete with a supervising licensed home inspector, or to pay any fee, charge, or other thing of value to a supervising licensed home inspector, as a condition of satisfying the home inspector trainee requirements. Any non-competition covenant in this agreement is void and of no effect under 24 Del. C. § 4109(d) as applied to Employee in that trainee capacity with respect to a supervising licensed home inspector. This carve-out does not alter the covenants as applied to any other worker.</w:t>
+        <w:t xml:space="preserve">If Employee is registered as a home inspector trainee, this agreement does not require Employee to execute a covenant not to compete with, or pay any fee, charge, or other thing of value to, a supervising licensed home inspector as a condition of satisfying the trainee requirements. This carve-out does not alter the covenants as applied to any other worker.</w:t>
       </w:r>
     </w:p>
     <w:p>
@@ -1811,7 +1811,7 @@
         <w:ind w:left="720"/>
       </w:pPr>
       <w:r>
-        <w:t xml:space="preserve">Employee acknowledges that a breach of this agreement may cause Employer irreparable harm for which money damages would be inadequate. Employer may seek injunctive or other equitable relief in addition to any other remedies available at law, including relief under the Delaware Uniform Trade Secrets Act (6 Del. C. § 2002) for actual or threatened misappropriation of a trade secret, independent of any covenant.</w:t>
+        <w:t xml:space="preserve">Employee acknowledges that a breach of this agreement may cause Employer irreparable harm for which money damages would be inadequate. Employer may seek injunctive or other equitable relief in addition to any other remedies available at law.</w:t>
       </w:r>
     </w:p>
     <w:p>
@@ -1840,7 +1840,7 @@
         <w:ind w:left="720"/>
       </w:pPr>
       <w:r>
-        <w:t xml:space="preserve">If any provision of this agreement is found to be unenforceable, the remaining provisions remain in full force and effect. Each restrictive covenant in this agreement is intended to be independently enforceable, so that a court's refusal to enforce one covenant does not affect the others, and a sound non-solicit or confidentiality term can survive a failed non-compete.</w:t>
+        <w:t xml:space="preserve">If any provision of this agreement is found to be unenforceable, the remaining provisions remain in full force and effect.</w:t>
       </w:r>
     </w:p>
     <w:p>
@@ -1859,7 +1859,7 @@
           <w:b/>
           <w:bCs/>
         </w:rPr>
-        <w:t xml:space="preserve">Enforceable Scope Drawn at the Outset</w:t>
+        <w:t xml:space="preserve">Survival and Expiration of Each Covenant</w:t>
       </w:r>
     </w:p>
     <w:p>
@@ -1869,7 +1869,7 @@
         <w:ind w:left="720"/>
       </w:pPr>
       <w:r>
-        <w:t xml:space="preserve">The parties do not rely on judicial blue-penciling or on any savings clause to cure overreach. The actual enforceable scope of each restraint — the Protected Interests served, the restricted activities, the customer set, the territory, and the duration — is drawn into this agreement at the outset, and each covenant is intended to be enforceable as written rather than in reliance on judicial revision. Nothing in this section requests a court to reform an overbroad restraint, and the parties intend any restraint broader than reasonable to be treated as already lost rather than saved.</w:t>
+        <w:t xml:space="preserve">Each restrictive covenant in this agreement survives the termination of Employee's employment for the Restricted Period specified in Cover Terms. Obligations under the Confidential Information and Trade Secret Protection section survive indefinitely to the extent they relate to trade secrets. All other provisions survive to the extent necessary to enforce rights that arose during employment.</w:t>
       </w:r>
     </w:p>
     <w:p>
@@ -1888,7 +1888,7 @@
           <w:b/>
           <w:bCs/>
         </w:rPr>
-        <w:t xml:space="preserve">Survival and Expiration of Each Covenant</w:t>
+        <w:t xml:space="preserve">Assignment and Successors</w:t>
       </w:r>
     </w:p>
     <w:p>
@@ -1898,7 +1898,7 @@
         <w:ind w:left="720"/>
       </w:pPr>
       <w:r>
-        <w:t xml:space="preserve">Each restrictive covenant in this agreement survives the termination of Employee's employment for the Restricted Period specified in Cover Terms and reads on its own definite schedule. Obligations under the Confidential Information and Trade Secret Protection section survive indefinitely to the extent they relate to trade secrets. All other provisions survive to the extent necessary to enforce rights that arose during employment.</w:t>
+        <w:t xml:space="preserve">Employee may not assign this agreement or any rights or obligations under it. Employer may assign this agreement to any affiliate, successor, or acquirer of all or substantially all of Employer's business or assets. This agreement is binding on and inures to the benefit of the parties and their respective heirs, successors, and permitted assigns.</w:t>
       </w:r>
     </w:p>
     <w:p>
@@ -1917,7 +1917,7 @@
           <w:b/>
           <w:bCs/>
         </w:rPr>
-        <w:t xml:space="preserve">Assignment and Successors</w:t>
+        <w:t xml:space="preserve">Governing Law, Venue, and Dispute Process</w:t>
       </w:r>
     </w:p>
     <w:p>
@@ -1927,7 +1927,7 @@
         <w:ind w:left="720"/>
       </w:pPr>
       <w:r>
-        <w:t xml:space="preserve">Employee may not assign this agreement or any rights or obligations under it. Employer may assign this agreement to any affiliate, successor, or acquirer of all or substantially all of Employer's business or assets. This agreement is binding on and inures to the benefit of the parties and their respective heirs, successors, and permitted assigns.</w:t>
+        <w:t xml:space="preserve">This agreement is governed by the law listed in Cover Terms. Disputes will be resolved in the courts of the Governing Law state, subject to non-waivable rights under applicable law. The parties intend that the governing-law and venue choices match where Employee actually lives and works, and nothing in this agreement waives non-waivable restrictions under applicable law.</w:t>
       </w:r>
     </w:p>
     <w:p>
@@ -1946,7 +1946,7 @@
           <w:b/>
           <w:bCs/>
         </w:rPr>
-        <w:t xml:space="preserve">Governing Law, Venue, and Dispute Process</w:t>
+        <w:t xml:space="preserve">Entire Agreement, Amendment, Waiver, and Electronic Signatures</w:t>
       </w:r>
     </w:p>
     <w:p>
@@ -1956,36 +1956,7 @@
         <w:ind w:left="720"/>
       </w:pPr>
       <w:r>
-        <w:t xml:space="preserve">This agreement is governed by the law listed in Cover Terms. Disputes will be resolved in the courts of the Governing Law state, subject to non-waivable rights under applicable law. The parties intend that the governing-law and venue choices match where Employee actually lives and works, and do not treat a Delaware choice-of-law selection as a universal workaround for another state's non-compete restrictions.</w:t>
-      </w:r>
-    </w:p>
-    <w:p>
-      <w:pPr>
-        <w:pStyle w:val="OABody"/>
-        <w:keepNext/>
-        <w:numPr>
-          <w:ilvl w:val="0"/>
-          <w:numId w:val="1"/>
-        </w:numPr>
-        <w:spacing w:before="320" w:after="120" w:line="340" w:lineRule="auto"/>
-        <w:jc w:val="left"/>
-      </w:pPr>
-      <w:r>
-        <w:rPr>
-          <w:b/>
-          <w:bCs/>
-        </w:rPr>
-        <w:t xml:space="preserve">Entire Agreement, Amendment, Waiver, and Electronic Signatures</w:t>
-      </w:r>
-    </w:p>
-    <w:p>
-      <w:pPr>
-        <w:pStyle w:val="OABody"/>
-        <w:spacing w:before="0" w:after="120" w:line="340" w:lineRule="auto"/>
-        <w:ind w:left="720"/>
-      </w:pPr>
-      <w:r>
-        <w:t xml:space="preserve">This agreement constitutes the entire agreement between the parties regarding its subject matter and supersedes all prior agreements, understandings, and negotiations on this subject. This agreement may be amended only in writing signed by both parties; because an amendment that re-papers a covenant is a new formation event, the parties intend to record what value moved at each signing. A party's failure to enforce any provision does not waive that party's right to enforce it later. This agreement may be executed in counterparts, including by electronic signature, each of which is an original.</w:t>
+        <w:t xml:space="preserve">This agreement constitutes the entire agreement between the parties regarding its subject matter and supersedes all prior agreements, understandings, and negotiations on this subject. This agreement may be amended only in writing signed by both parties; any amendment carrying forward a restrictive covenant must identify the consideration supporting that amendment. A party's failure to enforce any provision does not waive that party's right to enforce it later. This agreement may be executed in counterparts, including by electronic signature, each of which is an original.</w:t>
       </w:r>
     </w:p>
     <w:p>

--- a/templates/openagreements-cc-by-4.0/openagreements-restrictive-covenant-delaware/template.docx
+++ b/templates/openagreements-cc-by-4.0/openagreements-restrictive-covenant-delaware/template.docx
@@ -1347,7 +1347,7 @@
         <w:ind w:left="720"/>
       </w:pPr>
       <w:r>
-        <w:t xml:space="preserve">Employer and Employee acknowledge that each restrictive covenant in this agreement is intended to advance one or more of Employer's Protected Interests and to impose no restraint broader than is reasonable to serve that interest. The legitimate interests listed here are Employer's goodwill and Employer's Confidential Information, and the parties intend each covenant to be tied to the goodwill or information this Employee actually touched rather than to ordinary competition. Each covenant is intended to be reasonable in geographic scope and temporal duration and limited to a reasonable scope to protect the Protected Interest it serves. Employer would not provide Employee with access to these Protected Interests absent the protections in this agreement.</w:t>
+        <w:t xml:space="preserve">Employer and Employee acknowledge that each restrictive covenant in this agreement is intended to advance one or more of Employer's Protected Interests and to impose no restraint broader than is reasonable to serve that interest. The legitimate interests listed here are Employer's goodwill and Employer's Confidential Information, and the parties intend each covenant to be tied to the goodwill or information this Employee actually touched rather than to ordinary competition. Each covenant is intended to be reasonable in geographic scope and temporal duration and no broader than reasonable to protect the Protected Interest it serves. Employer would not provide Employee with access to these Protected Interests absent the protections in this agreement.</w:t>
       </w:r>
     </w:p>
     <w:p>
@@ -1492,7 +1492,7 @@
         <w:ind w:left="720"/>
       </w:pPr>
       <w:r>
-        <w:t xml:space="preserve">During the Restricted Period, Employee must not Solicit, recruit, hire, or attempt to hire any Covered Employee. This restriction does not prohibit Employee from providing a professional reference upon request or from hiring a person who responds to a general advertisement not directed specifically at Employer's employees. This covenant reaches only Covered Employees during the Restricted Period and is limited to a reasonable scope to protect Employer's workforce stability and goodwill.</w:t>
+        <w:t xml:space="preserve">During the Restricted Period, Employee must not Solicit, recruit, hire, or attempt to hire any Covered Employee. This restriction does not prohibit Employee from providing a professional reference upon request or from hiring a person who responds to a general advertisement not directed specifically at Employer's employees. This covenant reaches only Covered Employees during the Restricted Period and is no broader than reasonable to protect Employer's workforce stability and goodwill.</w:t>
       </w:r>
     </w:p>
     <w:p>
@@ -1521,7 +1521,7 @@
         <w:ind w:left="720"/>
       </w:pPr>
       <w:r>
-        <w:t xml:space="preserve">During the Restricted Period, Employee must not Solicit the business of any Covered Customer. This covenant reaches only Covered Customers with whom Employee had material contact and is limited to a reasonable scope to protect Employer's goodwill in those customer, vendor, referral-source, and business-partner relationships.</w:t>
+        <w:t xml:space="preserve">During the Restricted Period, Employee must not Solicit the business of any Covered Customer. This covenant reaches only Covered Customers with whom Employee had material contact and is no broader than reasonable to protect Employer's goodwill in those customer, vendor, referral-source, and business-partner relationships.</w:t>
       </w:r>
     </w:p>
     <w:p>
@@ -1579,7 +1579,7 @@
         <w:ind w:left="720"/>
       </w:pPr>
       <w:r>
-        <w:t xml:space="preserve">During the Restricted Period, Employee must not engage in, be employed by, consult for, or have an active ownership interest in any Competitive Business within the Restricted Territory. This covenant exists to advance Employer's Protected Interests — its goodwill and its Confidential Information — and not to restrain ordinary competition. The parties intend this covenant to be reasonable in geographic scope and temporal duration, to advance a legitimate economic interest of Employer, and limited to a reasonable scope to protect Employer's Protected Interests, with its time and territory sized to Employee's actual role and Employer's actual market. If Employer has identified specific competitors in Cover Terms under Specified Competitors, this covenant is limited to those named competitors and their businesses. Passive Public Holdings are permitted.</w:t>
+        <w:t xml:space="preserve">During the Restricted Period, Employee must not engage in, be employed by, consult for, or have an active ownership interest in any Competitive Business within the Restricted Territory. This covenant exists to advance Employer's Protected Interests — its goodwill and its Confidential Information — and not to restrain ordinary competition. The parties intend this covenant to be reasonable in geographic scope and temporal duration, to advance a legitimate economic interest of Employer, and no broader than reasonable to protect Employer's Protected Interests, with its time and territory sized to Employee's actual role and Employer's actual market. If Employer has identified specific competitors in Cover Terms under Specified Competitors, this covenant is limited to those named competitors and their businesses. Passive Public Holdings are permitted.</w:t>
       </w:r>
     </w:p>
     <w:p>
@@ -1608,7 +1608,7 @@
         <w:ind w:left="720"/>
       </w:pPr>
       <w:r>
-        <w:t xml:space="preserve">During the Restricted Period, Employee must not acquire or hold any active ownership interest in, serve as a director, officer, manager, or advisor to, or have material economic participation in any Competitive Business. This covenant is limited to a reasonable scope to advance Employer's Protected Interests. Passive Public Holdings are permitted.</w:t>
+        <w:t xml:space="preserve">During the Restricted Period, Employee must not acquire or hold any active ownership interest in, serve as a director, officer, manager, or advisor to, or have material economic participation in any Competitive Business. This covenant is drawn no broader than reasonable to advance Employer's Protected Interests. Passive Public Holdings are permitted.</w:t>
       </w:r>
     </w:p>
     <w:p>
@@ -1869,7 +1869,7 @@
         <w:ind w:left="720"/>
       </w:pPr>
       <w:r>
-        <w:t xml:space="preserve">Each restrictive covenant in this agreement survives the termination of Employee's employment for the Restricted Period specified in Cover Terms. Obligations under the Confidential Information and Trade Secret Protection section survive indefinitely to the extent they relate to trade secrets. All other provisions survive to the extent necessary to enforce rights that arose during employment.</w:t>
+        <w:t xml:space="preserve">Each restrictive covenant in this agreement survives the termination of Employee's employment for the Restricted Period specified in Cover Terms. Obligations under the Confidential Information and Trade Secret Protection section survive for the Trade Secrets Duration specified in Cover Terms to the extent they relate to trade secrets, and for the Other Confidential Information Duration specified in Cover Terms for other Confidential Information. All other provisions survive to the extent necessary to enforce rights that arose during employment.</w:t>
       </w:r>
     </w:p>
     <w:p>

--- a/templates/openagreements-cc-by-4.0/openagreements-restrictive-covenant-delaware/template.docx
+++ b/templates/openagreements-cc-by-4.0/openagreements-restrictive-covenant-delaware/template.docx
@@ -3014,169 +3014,79 @@
 
 <file path=word/header1.xml><?xml version="1.0" encoding="utf-8"?>
 <w:hdr xmlns:w="http://schemas.openxmlformats.org/wordprocessingml/2006/main" xmlns:r="http://schemas.openxmlformats.org/officeDocument/2006/relationships">
-  <w:tbl>
-    <w:tblPr>
-      <w:tblW w:w="10080" w:type="dxa"/>
-      <w:tblBorders>
-        <w:top w:val="none" w:sz="0" w:space="0" w:color="auto"/>
-        <w:left w:val="none" w:sz="0" w:space="0" w:color="auto"/>
+  <w:p>
+    <w:pPr>
+      <w:pBdr>
         <w:bottom w:val="single" w:sz="8" w:space="0" w:color="107087"/>
-        <w:right w:val="none" w:sz="0" w:space="0" w:color="auto"/>
-        <w:insideH w:val="none" w:sz="0" w:space="0" w:color="auto"/>
-        <w:insideV w:val="none" w:sz="0" w:space="0" w:color="auto"/>
-      </w:tblBorders>
-      <w:tblLayout w:type="fixed"/>
-    </w:tblPr>
-    <w:tblGrid>
-      <w:gridCol w:w="10080"/>
-    </w:tblGrid>
-    <w:tr>
-      <w:tc>
-        <w:tcPr>
-          <w:tcW w:w="10080" w:type="dxa"/>
-          <w:tcBorders>
-            <w:bottom w:val="single" w:sz="8" w:space="0" w:color="107087"/>
-          </w:tcBorders>
-          <w:tcMar>
-            <w:top w:w="0" w:type="dxa"/>
-            <w:left w:w="0" w:type="dxa"/>
-            <w:bottom w:w="40" w:type="dxa"/>
-            <w:right w:w="0" w:type="dxa"/>
-          </w:tcMar>
-        </w:tcPr>
-        <w:p>
-          <w:pPr>
-            <w:spacing w:after="0"/>
-            <w:jc w:val="right"/>
-          </w:pPr>
-          <w:r>
-            <w:rPr>
-              <w:rFonts w:ascii="Arial" w:hAnsi="Arial" w:cs="Arial"/>
-              <w:b/>
-              <w:bCs/>
-              <w:caps/>
-              <w:color w:val="107087"/>
-              <w:sz w:val="18"/>
-              <w:szCs w:val="18"/>
-            </w:rPr>
-            <w:t xml:space="preserve">Cover Terms</w:t>
-          </w:r>
-        </w:p>
-      </w:tc>
-    </w:tr>
-  </w:tbl>
+      </w:pBdr>
+      <w:spacing w:after="0"/>
+      <w:jc w:val="right"/>
+    </w:pPr>
+    <w:r>
+      <w:rPr>
+        <w:rFonts w:ascii="Arial" w:hAnsi="Arial" w:cs="Arial"/>
+        <w:b/>
+        <w:bCs/>
+        <w:caps/>
+        <w:color w:val="107087"/>
+        <w:sz w:val="18"/>
+        <w:szCs w:val="18"/>
+      </w:rPr>
+      <w:t xml:space="preserve">Cover Terms</w:t>
+    </w:r>
+  </w:p>
 </w:hdr>
 </file>
 
 <file path=word/header2.xml><?xml version="1.0" encoding="utf-8"?>
 <w:hdr xmlns:w="http://schemas.openxmlformats.org/wordprocessingml/2006/main" xmlns:r="http://schemas.openxmlformats.org/officeDocument/2006/relationships">
-  <w:tbl>
-    <w:tblPr>
-      <w:tblW w:w="10080" w:type="dxa"/>
-      <w:tblBorders>
-        <w:top w:val="none" w:sz="0" w:space="0" w:color="auto"/>
-        <w:left w:val="none" w:sz="0" w:space="0" w:color="auto"/>
+  <w:p>
+    <w:pPr>
+      <w:pBdr>
         <w:bottom w:val="single" w:sz="8" w:space="0" w:color="107087"/>
-        <w:right w:val="none" w:sz="0" w:space="0" w:color="auto"/>
-        <w:insideH w:val="none" w:sz="0" w:space="0" w:color="auto"/>
-        <w:insideV w:val="none" w:sz="0" w:space="0" w:color="auto"/>
-      </w:tblBorders>
-      <w:tblLayout w:type="fixed"/>
-    </w:tblPr>
-    <w:tblGrid>
-      <w:gridCol w:w="10080"/>
-    </w:tblGrid>
-    <w:tr>
-      <w:tc>
-        <w:tcPr>
-          <w:tcW w:w="10080" w:type="dxa"/>
-          <w:tcBorders>
-            <w:bottom w:val="single" w:sz="8" w:space="0" w:color="107087"/>
-          </w:tcBorders>
-          <w:tcMar>
-            <w:top w:w="0" w:type="dxa"/>
-            <w:left w:w="0" w:type="dxa"/>
-            <w:bottom w:w="40" w:type="dxa"/>
-            <w:right w:w="0" w:type="dxa"/>
-          </w:tcMar>
-        </w:tcPr>
-        <w:p>
-          <w:pPr>
-            <w:spacing w:after="0"/>
-            <w:jc w:val="right"/>
-          </w:pPr>
-          <w:r>
-            <w:rPr>
-              <w:rFonts w:ascii="Arial" w:hAnsi="Arial" w:cs="Arial"/>
-              <w:b/>
-              <w:bCs/>
-              <w:caps/>
-              <w:color w:val="107087"/>
-              <w:sz w:val="18"/>
-              <w:szCs w:val="18"/>
-            </w:rPr>
-            <w:t xml:space="preserve">Standard Terms</w:t>
-          </w:r>
-        </w:p>
-      </w:tc>
-    </w:tr>
-  </w:tbl>
+      </w:pBdr>
+      <w:spacing w:after="0"/>
+      <w:jc w:val="right"/>
+    </w:pPr>
+    <w:r>
+      <w:rPr>
+        <w:rFonts w:ascii="Arial" w:hAnsi="Arial" w:cs="Arial"/>
+        <w:b/>
+        <w:bCs/>
+        <w:caps/>
+        <w:color w:val="107087"/>
+        <w:sz w:val="18"/>
+        <w:szCs w:val="18"/>
+      </w:rPr>
+      <w:t xml:space="preserve">Standard Terms</w:t>
+    </w:r>
+  </w:p>
 </w:hdr>
 </file>
 
 <file path=word/header3.xml><?xml version="1.0" encoding="utf-8"?>
 <w:hdr xmlns:w="http://schemas.openxmlformats.org/wordprocessingml/2006/main" xmlns:r="http://schemas.openxmlformats.org/officeDocument/2006/relationships">
-  <w:tbl>
-    <w:tblPr>
-      <w:tblW w:w="10080" w:type="dxa"/>
-      <w:tblBorders>
-        <w:top w:val="none" w:sz="0" w:space="0" w:color="auto"/>
-        <w:left w:val="none" w:sz="0" w:space="0" w:color="auto"/>
+  <w:p>
+    <w:pPr>
+      <w:pBdr>
         <w:bottom w:val="single" w:sz="8" w:space="0" w:color="107087"/>
-        <w:right w:val="none" w:sz="0" w:space="0" w:color="auto"/>
-        <w:insideH w:val="none" w:sz="0" w:space="0" w:color="auto"/>
-        <w:insideV w:val="none" w:sz="0" w:space="0" w:color="auto"/>
-      </w:tblBorders>
-      <w:tblLayout w:type="fixed"/>
-    </w:tblPr>
-    <w:tblGrid>
-      <w:gridCol w:w="10080"/>
-    </w:tblGrid>
-    <w:tr>
-      <w:tc>
-        <w:tcPr>
-          <w:tcW w:w="10080" w:type="dxa"/>
-          <w:tcBorders>
-            <w:bottom w:val="single" w:sz="8" w:space="0" w:color="107087"/>
-          </w:tcBorders>
-          <w:tcMar>
-            <w:top w:w="0" w:type="dxa"/>
-            <w:left w:w="0" w:type="dxa"/>
-            <w:bottom w:w="40" w:type="dxa"/>
-            <w:right w:w="0" w:type="dxa"/>
-          </w:tcMar>
-        </w:tcPr>
-        <w:p>
-          <w:pPr>
-            <w:spacing w:after="0"/>
-            <w:jc w:val="right"/>
-          </w:pPr>
-          <w:r>
-            <w:rPr>
-              <w:rFonts w:ascii="Arial" w:hAnsi="Arial" w:cs="Arial"/>
-              <w:b/>
-              <w:bCs/>
-              <w:caps/>
-              <w:color w:val="107087"/>
-              <w:sz w:val="18"/>
-              <w:szCs w:val="18"/>
-            </w:rPr>
-            <w:t xml:space="preserve">Signature Page</w:t>
-          </w:r>
-        </w:p>
-      </w:tc>
-    </w:tr>
-  </w:tbl>
+      </w:pBdr>
+      <w:spacing w:after="0"/>
+      <w:jc w:val="right"/>
+    </w:pPr>
+    <w:r>
+      <w:rPr>
+        <w:rFonts w:ascii="Arial" w:hAnsi="Arial" w:cs="Arial"/>
+        <w:b/>
+        <w:bCs/>
+        <w:caps/>
+        <w:color w:val="107087"/>
+        <w:sz w:val="18"/>
+        <w:szCs w:val="18"/>
+      </w:rPr>
+      <w:t xml:space="preserve">Signature Page</w:t>
+    </w:r>
+  </w:p>
 </w:hdr>
 </file>
 

--- a/templates/openagreements-cc-by-4.0/openagreements-restrictive-covenant-delaware/template.docx
+++ b/templates/openagreements-cc-by-4.0/openagreements-restrictive-covenant-delaware/template.docx
@@ -337,7 +337,7 @@
                 <w:rFonts w:ascii="Arial" w:hAnsi="Arial" w:cs="Arial"/>
                 <w:i/>
                 <w:iCs/>
-                <w:color w:val="494A4B"/>
+                <w:color w:val="1D2021"/>
                 <w:sz w:val="21"/>
                 <w:szCs w:val="21"/>
               </w:rPr>
@@ -361,7 +361,7 @@
                 <w:rFonts w:ascii="Arial" w:hAnsi="Arial" w:cs="Arial"/>
                 <w:i/>
                 <w:iCs/>
-                <w:color w:val="494A4B"/>
+                <w:color w:val="1D2021"/>
                 <w:sz w:val="21"/>
                 <w:szCs w:val="21"/>
               </w:rPr>
@@ -387,7 +387,7 @@
                 <w:rFonts w:ascii="Arial" w:hAnsi="Arial" w:cs="Arial"/>
                 <w:i/>
                 <w:iCs/>
-                <w:color w:val="494A4B"/>
+                <w:color w:val="1D2021"/>
                 <w:sz w:val="21"/>
                 <w:szCs w:val="21"/>
               </w:rPr>
@@ -411,7 +411,7 @@
                 <w:rFonts w:ascii="Arial" w:hAnsi="Arial" w:cs="Arial"/>
                 <w:i/>
                 <w:iCs/>
-                <w:color w:val="494A4B"/>
+                <w:color w:val="1D2021"/>
                 <w:sz w:val="21"/>
                 <w:szCs w:val="21"/>
               </w:rPr>
@@ -465,7 +465,7 @@
                 <w:rFonts w:ascii="Arial" w:hAnsi="Arial" w:cs="Arial"/>
                 <w:i/>
                 <w:iCs/>
-                <w:color w:val="494A4B"/>
+                <w:color w:val="1D2021"/>
                 <w:sz w:val="21"/>
                 <w:szCs w:val="21"/>
               </w:rPr>
@@ -489,7 +489,7 @@
                 <w:rFonts w:ascii="Arial" w:hAnsi="Arial" w:cs="Arial"/>
                 <w:i/>
                 <w:iCs/>
-                <w:color w:val="494A4B"/>
+                <w:color w:val="1D2021"/>
                 <w:sz w:val="21"/>
                 <w:szCs w:val="21"/>
               </w:rPr>
@@ -543,7 +543,7 @@
                 <w:rFonts w:ascii="Arial" w:hAnsi="Arial" w:cs="Arial"/>
                 <w:i/>
                 <w:iCs/>
-                <w:color w:val="494A4B"/>
+                <w:color w:val="1D2021"/>
                 <w:sz w:val="21"/>
                 <w:szCs w:val="21"/>
               </w:rPr>
@@ -567,7 +567,7 @@
                 <w:rFonts w:ascii="Arial" w:hAnsi="Arial" w:cs="Arial"/>
                 <w:i/>
                 <w:iCs/>
-                <w:color w:val="494A4B"/>
+                <w:color w:val="1D2021"/>
                 <w:sz w:val="21"/>
                 <w:szCs w:val="21"/>
               </w:rPr>
@@ -621,7 +621,7 @@
                 <w:rFonts w:ascii="Arial" w:hAnsi="Arial" w:cs="Arial"/>
                 <w:i/>
                 <w:iCs/>
-                <w:color w:val="494A4B"/>
+                <w:color w:val="1D2021"/>
                 <w:sz w:val="21"/>
                 <w:szCs w:val="21"/>
               </w:rPr>
@@ -645,7 +645,7 @@
                 <w:rFonts w:ascii="Arial" w:hAnsi="Arial" w:cs="Arial"/>
                 <w:i/>
                 <w:iCs/>
-                <w:color w:val="494A4B"/>
+                <w:color w:val="1D2021"/>
                 <w:sz w:val="21"/>
                 <w:szCs w:val="21"/>
               </w:rPr>
@@ -671,7 +671,7 @@
                 <w:rFonts w:ascii="Arial" w:hAnsi="Arial" w:cs="Arial"/>
                 <w:i/>
                 <w:iCs/>
-                <w:color w:val="494A4B"/>
+                <w:color w:val="1D2021"/>
                 <w:sz w:val="21"/>
                 <w:szCs w:val="21"/>
               </w:rPr>
@@ -695,7 +695,7 @@
                 <w:rFonts w:ascii="Arial" w:hAnsi="Arial" w:cs="Arial"/>
                 <w:i/>
                 <w:iCs/>
-                <w:color w:val="494A4B"/>
+                <w:color w:val="1D2021"/>
                 <w:sz w:val="21"/>
                 <w:szCs w:val="21"/>
               </w:rPr>
@@ -721,7 +721,7 @@
                 <w:rFonts w:ascii="Arial" w:hAnsi="Arial" w:cs="Arial"/>
                 <w:i/>
                 <w:iCs/>
-                <w:color w:val="494A4B"/>
+                <w:color w:val="1D2021"/>
                 <w:sz w:val="21"/>
                 <w:szCs w:val="21"/>
               </w:rPr>
@@ -747,7 +747,7 @@
                 <w:bCs/>
                 <w:i/>
                 <w:iCs/>
-                <w:color w:val="494A4B"/>
+                <w:color w:val="1D2021"/>
                 <w:sz w:val="21"/>
                 <w:szCs w:val="21"/>
                 <w:highlight w:val="yellow"/>
@@ -774,7 +774,7 @@
                 <w:rFonts w:ascii="Arial" w:hAnsi="Arial" w:cs="Arial"/>
                 <w:i/>
                 <w:iCs/>
-                <w:color w:val="494A4B"/>
+                <w:color w:val="1D2021"/>
                 <w:sz w:val="21"/>
                 <w:szCs w:val="21"/>
               </w:rPr>
@@ -798,7 +798,7 @@
                 <w:rFonts w:ascii="Arial" w:hAnsi="Arial" w:cs="Arial"/>
                 <w:i/>
                 <w:iCs/>
-                <w:color w:val="494A4B"/>
+                <w:color w:val="1D2021"/>
                 <w:sz w:val="21"/>
                 <w:szCs w:val="21"/>
               </w:rPr>
@@ -852,7 +852,7 @@
                 <w:rFonts w:ascii="Arial" w:hAnsi="Arial" w:cs="Arial"/>
                 <w:i/>
                 <w:iCs/>
-                <w:color w:val="494A4B"/>
+                <w:color w:val="1D2021"/>
                 <w:sz w:val="21"/>
                 <w:szCs w:val="21"/>
               </w:rPr>
@@ -876,7 +876,7 @@
                 <w:rFonts w:ascii="Arial" w:hAnsi="Arial" w:cs="Arial"/>
                 <w:i/>
                 <w:iCs/>
-                <w:color w:val="494A4B"/>
+                <w:color w:val="1D2021"/>
                 <w:sz w:val="21"/>
                 <w:szCs w:val="21"/>
               </w:rPr>
@@ -930,7 +930,7 @@
                 <w:rFonts w:ascii="Arial" w:hAnsi="Arial" w:cs="Arial"/>
                 <w:i/>
                 <w:iCs/>
-                <w:color w:val="494A4B"/>
+                <w:color w:val="1D2021"/>
                 <w:sz w:val="21"/>
                 <w:szCs w:val="21"/>
               </w:rPr>
@@ -954,7 +954,7 @@
                 <w:rFonts w:ascii="Arial" w:hAnsi="Arial" w:cs="Arial"/>
                 <w:i/>
                 <w:iCs/>
-                <w:color w:val="494A4B"/>
+                <w:color w:val="1D2021"/>
                 <w:sz w:val="21"/>
                 <w:szCs w:val="21"/>
               </w:rPr>
@@ -1008,7 +1008,7 @@
                 <w:rFonts w:ascii="Arial" w:hAnsi="Arial" w:cs="Arial"/>
                 <w:i/>
                 <w:iCs/>
-                <w:color w:val="494A4B"/>
+                <w:color w:val="1D2021"/>
                 <w:sz w:val="21"/>
                 <w:szCs w:val="21"/>
               </w:rPr>
@@ -1032,7 +1032,7 @@
                 <w:rFonts w:ascii="Arial" w:hAnsi="Arial" w:cs="Arial"/>
                 <w:i/>
                 <w:iCs/>
-                <w:color w:val="494A4B"/>
+                <w:color w:val="1D2021"/>
                 <w:sz w:val="21"/>
                 <w:szCs w:val="21"/>
               </w:rPr>

--- a/templates/openagreements-cc-by-4.0/openagreements-restrictive-covenant-delaware/template.docx
+++ b/templates/openagreements-cc-by-4.0/openagreements-restrictive-covenant-delaware/template.docx
@@ -1099,7 +1099,7 @@
         <w:t xml:space="preserve">“Competitive Business”</w:t>
       </w:r>
       <w:r>
-        <w:t xml:space="preserve"> means the business activities described in Cover Terms under Competitive Business.</w:t>
+        <w:t xml:space="preserve"> means a person or entity that engages in the business activities described in Cover Terms under Competitive Business.</w:t>
       </w:r>
     </w:p>
     <w:p>
